--- a/报告/开题报告.docx
+++ b/报告/开题报告.docx
@@ -132,12 +132,12 @@
     </w:p>
     <w:p>
       <w:r>
-        <w:t>在本课题组的实践与学习过程中，我们系统学习了生物神经元与突触的工作机制（单元一）、人工神经网络的前向与反向传播算法（单元二/三）、以及数字电路中的加法器、乘法器等乘加单元的搭建与仿真（单元四至六）。特别是单元一介绍的LIF（Leaky Integrate-and-Fire）脉冲神经元模型，引发了本人的兴趣：如果SNN从理论上更接近人脑、更省电，那么其核心计算单元（LIF神经元）与传统ANN的核心计算单元（MAC乘加单元）在硬件层面的实际差异究竟有多大？</w:t>
+        <w:t>在本课题组的实践与学习过程中，我们系统学习了生物神经元与突触的工作机制（单元一）、人工神经网络的前向与反向传播算法（单元二、单元三）、以及数字电路中的加法器、乘法器等乘加单元的搭建与仿真（单元四至六）。特别是单元一介绍的LIF（Leaky Integrate-and-Fire）脉冲神经元模型，引发了本人的兴趣：如果SNN从理论上更接近人脑、更省电，那么其核心计算单元与ANN的核心计算单元（MAC乘加单元）在硬件层面的实际差异究竟有多大？</w:t>
       </w:r>
     </w:p>
     <w:p>
       <w:r>
-        <w:t>因此，本人希望结合课上学到的数字电路设计能力与神经网络知识，设计并搭建ANN-MAC电路与SNN-LIF（及其简化版IF）神经元电路，以实际仿真数据定量对比两种计算范式的硬件开销。本课题属于"神经网络训练与手写字母识别"与"乘加单元实现"两大进阶方向的结合领域。</w:t>
+        <w:t>因此，本人希望结合课上学到的数字电路设计能力与神经网络知识，设计并搭建ANN-MAC电路与SNN-IF（Integrate-and-Fire）脉冲神经元电路，以实际仿真数据定量对比两种计算范式的硬件开销。本课题属于"神经网络训练与手写字母识别"与"乘加单元实现"两大进阶方向的结合领域。</w:t>
       </w:r>
     </w:p>
     <w:p>
@@ -158,22 +158,22 @@
     </w:p>
     <w:p>
       <w:r>
-        <w:t>（1）利用Python实现ANN（MLP）在MNIST手写数字识别任务上的训练与测试，获取软件基线准确率。</w:t>
+        <w:t>(1) 利用Python实现ANN（MLP）在MNIST手写数字识别任务上的训练与测试，获取软件基线准确率。</w:t>
       </w:r>
     </w:p>
     <w:p>
       <w:r>
-        <w:t>（2）利用ANN-to-SNN转换方法，在软件层面验证SNN对同一MNIST任务的识别能力。</w:t>
+        <w:t>(2) 利用ANN-to-SNN转换方法，在软件层面验证SNN对同一MNIST任务的识别能力。</w:t>
       </w:r>
     </w:p>
     <w:p>
       <w:r>
-        <w:t>（3）在Cadence Virtuoso平台上搭建ANN-MAC乘加单元与SNN-LIF脉冲神经元电路（分v1积分器→v2 IF神经元→v3完整LIF三阶段实现），获取各电路的延迟、功耗、晶体管数等硬件指标。</w:t>
+        <w:t>(3) 在Cadence Virtuoso平台上搭建ANN-MAC乘加单元与SNN-IF脉冲神经元电路（积分器→IF神经元两个阶段递进实现），获取各电路的延迟、功耗、晶体管数等硬件指标。</w:t>
       </w:r>
     </w:p>
     <w:p>
       <w:r>
-        <w:t>（4）量化对比ANN-MAC与SNN-IF/LIF两种计算单元的硬件开销差异，分析SNN在"无需乘法器"和"事件驱动"两个维度上的实际优势。</w:t>
+        <w:t>(4) 量化对比ANN-MAC与SNN-IF两种计算单元的硬件开销差异，分析SNN在"无需乘法器"和"事件驱动"两个维度上的实际优势。</w:t>
       </w:r>
     </w:p>
     <w:p>
@@ -186,17 +186,17 @@
     </w:p>
     <w:p>
       <w:r>
-        <w:t>（1）理论验证意义：将课堂上"SNN更省电"的定性结论，通过实际电路仿真数据转化为定量结论，培养从"知道一个结论"到"设计实验验证一个结论"的完整科研思维。</w:t>
+        <w:t>(1) 理论验证意义：将课堂上"SNN更省电"的定性结论，通过实际电路仿真数据转化为定量结论，培养从"知道一个结论"到"设计实验验证一个结论"的完整科研思维。</w:t>
       </w:r>
     </w:p>
     <w:p>
       <w:r>
-        <w:t>（2）软硬结合意义：同时涉及Python软件仿真与Cadence硬件设计，培养跨工具、跨领域的综合工程能力，这也是本课题与往届课题的重要区别。</w:t>
+        <w:t>(2) 软硬结合意义：同时涉及Python软件仿真与Cadence硬件设计，培养跨工具、跨领域的综合工程能力，这也是本课题与往届课题的重要区别。</w:t>
       </w:r>
     </w:p>
     <w:p>
       <w:r>
-        <w:t>（3）类脑芯片主题扣题：SNN是类脑芯片的核心计算模型，本课题从硬件电路层面验证SNN的优势，紧扣"类脑芯片助力人工智能"的课题组主题。</w:t>
+        <w:t>(3) 类脑芯片主题扣题：SNN是类脑芯片的核心计算模型，本课题从硬件电路层面验证SNN的优势，紧扣"类脑芯片助力人工智能"的课题组主题。</w:t>
       </w:r>
     </w:p>
     <w:p>
@@ -222,7 +222,7 @@
     </w:p>
     <w:p>
       <w:r>
-        <w:t>在数字电路层面，MAC乘加单元的设计与优化（如阵列乘法器、进位保留乘法器、Wallace树等）已有大量研究。LIF神经元的数字电路实现也有相关文献报道，但主要集中在学术研究层面，缺乏面向高中科创教学的简化实现方案。</w:t>
+        <w:t>在数字电路层面，MAC乘加单元的设计与优化（如阵列乘法器、进位保留乘法器、Wallace树等）已有大量研究。IF/LIF神经元的数字电路实现也有相关文献报道，但主要集中在学术研究层面，缺乏面向高中科创教学的简化实现方案。</w:t>
       </w:r>
     </w:p>
     <w:p>
@@ -235,17 +235,17 @@
     </w:p>
     <w:p>
       <w:r>
-        <w:t>（1）现有研究多聚焦于SNN的软件算法层面，或ANN的硬件加速层面，将两者在硬件电路层面进行定量对比的研究较少。</w:t>
+        <w:t>(1) 现有研究多聚焦于SNN的软件算法层面，或ANN的硬件加速层面，将两者在硬件电路层面进行定量对比的研究较少。</w:t>
       </w:r>
     </w:p>
     <w:p>
       <w:r>
-        <w:t>（2）往届课题中，顾瑞萱专注于ANN-MLP的参数调优，袁宝欣专注于不同结构乘法器的对比，均未涉及SNN范式及其与ANN的硬件对比。</w:t>
+        <w:t>(2) 往届课题中，顾瑞萱专注于ANN-MLP的参数调优，袁宝欣专注于不同结构乘法器的对比，均未涉及SNN范式及其与ANN的硬件对比。</w:t>
       </w:r>
     </w:p>
     <w:p>
       <w:r>
-        <w:t>（3）"SNN更省电"是一个被广泛接受的定性结论，但缺乏面向高中教学场景的、从电路仿真到软件验证的完整对比案例。</w:t>
+        <w:t>(3) "SNN更省电"是一个被广泛接受的定性结论，但缺乏面向高中教学场景的、从电路仿真到软件验证的完整对比案例。</w:t>
       </w:r>
     </w:p>
     <w:p>
@@ -266,43 +266,36 @@
     </w:p>
     <w:p>
       <w:r>
-        <w:t>本课题的主要研究内容包括以下六个方面：</w:t>
+        <w:t>本课题的主要研究内容包括以下五个方面：</w:t>
       </w:r>
     </w:p>
     <w:p>
       <w:r>
-        <w:t>（1）ANN-MLP基线：使用numpy手写或PyTorch训练MLP 784-300-10网络，在MNIST数据集上达到≥93%的测试准确率。</w:t>
+        <w:t>(1) ANN-MLP基线：使用numpy手写或PyTorch训练MLP 784-300-10网络，在MNIST数据集上达到≥93%的测试准确率。</w:t>
       </w:r>
     </w:p>
     <w:p>
       <w:r>
-        <w:t>（2）ANN-to-SNN转换：将训练好的ANN权重转换为SNN格式（ReLU→LIF替换），实现泊松编码与时间步仿真，在MNIST上验证SNN的识别能力。</w:t>
+        <w:t>(2) ANN-to-SNN转换：将训练好的ANN权重转换为SNN格式（ReLU→IF替换），实现泊松编码与时间步仿真，在MNIST上验证SNN的识别能力。</w:t>
       </w:r>
     </w:p>
     <w:p>
       <w:r>
-        <w:t>（3）ANN-MAC单元设计：在Cadence Virtuoso上搭建4×4阵列乘法器与4位CLA超前进位加法器，构成ANN-MAC乘加单元，仿真验证功能正确性，提取延迟/功耗/晶体管数。</w:t>
+        <w:t>(3) ANN-MAC单元设计：在Cadence Virtuoso上搭建4×4阵列乘法器与4位CLA超前进位加法器，构成ANN-MAC乘加单元，仿真验证功能正确性，提取延迟/功耗/晶体管数。</w:t>
       </w:r>
     </w:p>
     <w:p>
       <w:r>
-        <w:t>（4）SNN-LIF神经元电路设计（分三阶段）：</w:t>
+        <w:t>(4) SNN-IF神经元电路设计（分两个阶段递进）：</w:t>
         <w:br/>
-        <w:t xml:space="preserve">    v1 积分器：加法器+寄存器，验证膜电位累积功能；</w:t>
+        <w:t xml:space="preserve">    第一阶段：积分器（加法器+寄存器），验证膜电位累积功能；</w:t>
         <w:br/>
-        <w:t xml:space="preserve">    v2 IF神经元：积分器+比较器，实现脉冲积分-触发机制——核心产出；</w:t>
-        <w:br/>
-        <w:t xml:space="preserve">    v3 完整LIF：v2+泄漏+复位，完善生物动力学特性（视时间而定）。</w:t>
+        <w:t xml:space="preserve">    第二阶段：IF脉冲神经元（积分器+比较器），实现脉冲积分-触发机制——本课题核心产出。</w:t>
       </w:r>
     </w:p>
     <w:p>
       <w:r>
-        <w:t>（5）硬件对比分析：对比ANN-MAC与SNN-IF/LIF在晶体管数、延迟、功耗三方面的差异，重点分析"无需乘法器"和"事件驱动"两个核心差异是否在IF阶段即成立。</w:t>
-      </w:r>
-    </w:p>
-    <w:p>
-      <w:r>
-        <w:t>（6）（可选）准确率-功耗trade-off分析：定量描述SNN准确率下降与硬件功耗节省之间的量化关系。</w:t>
+        <w:t>(5) 硬件对比分析：对比ANN-MAC与SNN-IF在晶体管数、延迟、功耗三方面的差异，重点分析"无需乘法器"和"事件驱动"两个核心差异。</w:t>
       </w:r>
     </w:p>
     <w:p>
@@ -315,22 +308,17 @@
     </w:p>
     <w:p>
       <w:r>
-        <w:t>（1）LIF神经元数字电路的模块化设计与时序控制。</w:t>
+        <w:t>(1) IF神经元数字电路的模块化设计与时序控制。</w:t>
       </w:r>
     </w:p>
     <w:p>
       <w:r>
-        <w:t>（2）ANN-to-SNN转换的权重归一化与泊松编码实现。</w:t>
+        <w:t>(2) ANN-to-SNN转换的权重归一化与泊松编码实现。</w:t>
       </w:r>
     </w:p>
     <w:p>
       <w:r>
-        <w:t>（3）两种完全不同计算范式（连续数值 vs 离散脉冲）的硬件对比框架设计。</w:t>
-      </w:r>
-    </w:p>
-    <w:p>
-      <w:r>
-        <w:t>（4）LIF电路的分层实现策略——确保v2 IF阶段即可完成核心对比，不依赖v3。</w:t>
+        <w:t>(3) 两种完全不同计算范式（连续数值vs离散脉冲）的硬件对比框架设计。</w:t>
       </w:r>
     </w:p>
     <w:p>
@@ -351,22 +339,22 @@
     </w:p>
     <w:p>
       <w:r>
-        <w:t>（1）文献调研法：查阅SNN、LIF神经元、MAC电路设计等相关资料，明确技术路线。</w:t>
+        <w:t>(1) 文献调研法：查阅SNN、IF神经元、MAC电路设计等相关资料，明确技术路线。</w:t>
       </w:r>
     </w:p>
     <w:p>
       <w:r>
-        <w:t>（2）实验仿真法：使用Python（numpy）进行神经网络仿真，使用Cadence Virtuoso进行电路设计与仿真。</w:t>
+        <w:t>(2) 实验仿真法：使用Python（numpy）进行神经网络仿真，使用Cadence Virtuoso进行电路设计与仿真。</w:t>
       </w:r>
     </w:p>
     <w:p>
       <w:r>
-        <w:t>（3）对比分析法：在统一框架下（相同晶体管工艺、相同仿真条件），量化对比ANN-MAC与SNN-IF/LIF的硬件指标。</w:t>
+        <w:t>(3) 对比分析法：在统一框架下（相同晶体管工艺、相同仿真条件），量化对比ANN-MAC与SNN-IF的硬件指标。</w:t>
       </w:r>
     </w:p>
     <w:p>
       <w:r>
-        <w:t>（4）分层实现法：LIF电路分v1→v2→v3三阶段逐步推进，每层独立可测、独立可汇报。</w:t>
+        <w:t>(4) 递进实现法：IF电路分两阶段逐步推进，先做积分器验证累积功能，再加比较器完成触发。</w:t>
       </w:r>
     </w:p>
     <w:p>
@@ -409,7 +397,7 @@
         <w:ind w:left="567"/>
       </w:pPr>
       <w:r>
-        <w:t xml:space="preserve">    ├── ANN-to-SNN转换：权重复用+ReLU→LIF替换</w:t>
+        <w:t xml:space="preserve">    ├── ANN-to-SNN转换：权重复用+ReLU→IF替换</w:t>
       </w:r>
     </w:p>
     <w:p>
@@ -423,7 +411,7 @@
     <w:p/>
     <w:p>
       <w:r>
-        <w:t>Step 3-4: LIF电路分层实现</w:t>
+        <w:t>Step 3-4: IF电路递进实现</w:t>
       </w:r>
     </w:p>
     <w:p>
@@ -431,7 +419,7 @@
         <w:ind w:left="567"/>
       </w:pPr>
       <w:r>
-        <w:t xml:space="preserve">    ├── v1积分器：加法器+寄存器（验证膜电位累积）</w:t>
+        <w:t xml:space="preserve">    ├── 第一阶段：积分器（加法器+寄存器），验证膜电位累积</w:t>
       </w:r>
     </w:p>
     <w:p>
@@ -439,21 +427,13 @@
         <w:ind w:left="567"/>
       </w:pPr>
       <w:r>
-        <w:t xml:space="preserve">    ├── v2 IF神经元：积分器+比较器（★核心产出，完成对比）</w:t>
-      </w:r>
-    </w:p>
-    <w:p>
-      <w:pPr>
-        <w:ind w:left="567"/>
-      </w:pPr>
-      <w:r>
-        <w:t xml:space="preserve">    └── v3完整LIF：+泄漏+复位（有时间再升级）</w:t>
+        <w:t xml:space="preserve">    └── 第二阶段：IF脉冲神经元（积分器+比较器），完成积分-触发机制</w:t>
       </w:r>
     </w:p>
     <w:p/>
     <w:p>
       <w:r>
-        <w:t>Step 5: 对比分析（v2完成即可做）</w:t>
+        <w:t>Step 5: 对比分析</w:t>
       </w:r>
     </w:p>
     <w:p>
@@ -462,12 +442,6 @@
       </w:pPr>
       <w:r>
         <w:t xml:space="preserve">    └── ANN-MAC vs SNN-IF：晶体管数/延迟/功耗/是否需乘法器/是否事件驱动</w:t>
-      </w:r>
-    </w:p>
-    <w:p/>
-    <w:p>
-      <w:r>
-        <w:t>Step 6（可选）: 准确率-功耗trade-off曲线</w:t>
       </w:r>
     </w:p>
     <w:p>
@@ -493,22 +467,22 @@
     </w:p>
     <w:p>
       <w:r>
-        <w:t>（1）软件成果：ANN(MLP)训练代码+MNIST准确率；ANN-to-SNN转换代码+MNIST准确率。</w:t>
+        <w:t>(1) 软件成果：ANN(MLP)训练代码+MNIST准确率；ANN-to-SNN转换代码+MNIST准确率。</w:t>
       </w:r>
     </w:p>
     <w:p>
       <w:r>
-        <w:t>（2）硬件成果：ANN-MAC单元Cadence原理图+仿真波形+延迟/功耗/晶体管数据；LIF v1积分器原理图+仿真波形（验证膜电位累积）；LIF v2 IF神经元原理图+仿真波形（核心产出）；LIF v3完整LIF（视时间而定）。</w:t>
+        <w:t>(2) 硬件成果：ANN-MAC单元Cadence原理图+仿真波形+延迟/功耗/晶体管数据；SNN积分器原理图+仿真波形（验证膜电位累积）；SNN-IF脉冲神经元原理图+仿真波形（核心产出）。</w:t>
       </w:r>
     </w:p>
     <w:p>
       <w:r>
-        <w:t>（3）分析成果：ANN-MAC vs SNN-IF硬件开销对比表。</w:t>
+        <w:t>(3) 分析成果：ANN-MAC vs SNN-IF硬件开销对比表。</w:t>
       </w:r>
     </w:p>
     <w:p>
       <w:r>
-        <w:t>（4）文档成果：开题报告、结题报告、答辩PPT。</w:t>
+        <w:t>(4) 文档成果：开题报告、结题报告、答辩PPT。</w:t>
       </w:r>
     </w:p>
     <w:p>
@@ -521,22 +495,17 @@
     </w:p>
     <w:p>
       <w:r>
-        <w:t>（1）首次在本课题组实现IF/LIF脉冲神经元的数字电路，将方向从ANN拓展到SNN。</w:t>
+        <w:t>(1) 首次在本课题组实现IF脉冲神经元的数字电路，将研究方向从ANN拓展到SNN。</w:t>
       </w:r>
     </w:p>
     <w:p>
       <w:r>
-        <w:t>（2）ANN-MAC vs SNN-IF硬件开销量化对比，在硬件层面而非纯软件层面比较两种计算范式。</w:t>
+        <w:t>(2) ANN-MAC vs SNN-IF硬件开销量化对比，在硬件层面而非纯软件层面比较两种计算范式。</w:t>
       </w:r>
     </w:p>
     <w:p>
       <w:r>
-        <w:t>（3）LIF电路分层实现策略（v1积分器→v2 IF→v3完整LIF），每层有独立汇报价值，v2 IF阶段即可完成核心对比，降低对v3完整版的依赖。</w:t>
-      </w:r>
-    </w:p>
-    <w:p>
-      <w:r>
-        <w:t>（4）（可选）准确率-功耗trade-off定量曲线，将"SNN更省电"的定性结论量化为具体数据。</w:t>
+        <w:t>(3) IF电路两阶段递进实现（积分器→IF神经元），先验证膜电位累积基础功能，再加比较器完成脉冲触发机制，降低技术风险。</w:t>
       </w:r>
     </w:p>
     <w:p>
@@ -680,7 +649,7 @@
           </w:tcPr>
           <w:p>
             <w:r>
-              <w:t>LIF v1积分器 + v2 IF神经元</w:t>
+              <w:t>积分器 + IF脉冲神经元</w:t>
             </w:r>
           </w:p>
         </w:tc>
@@ -735,38 +704,6 @@
           <w:p>
             <w:r>
               <w:t>5</w:t>
-            </w:r>
-          </w:p>
-        </w:tc>
-        <w:tc>
-          <w:tcPr>
-            <w:tcW w:type="dxa" w:w="2880"/>
-          </w:tcPr>
-          <w:p>
-            <w:r>
-              <w:t>LIF v3完整LIF（视时间）</w:t>
-            </w:r>
-          </w:p>
-        </w:tc>
-        <w:tc>
-          <w:tcPr>
-            <w:tcW w:type="dxa" w:w="2880"/>
-          </w:tcPr>
-          <w:p>
-            <w:r>
-              <w:t>完整LIF电路原理图+仿真波形</w:t>
-            </w:r>
-          </w:p>
-        </w:tc>
-      </w:tr>
-      <w:tr>
-        <w:tc>
-          <w:tcPr>
-            <w:tcW w:type="dxa" w:w="2880"/>
-          </w:tcPr>
-          <w:p>
-            <w:r>
-              <w:t>6</w:t>
             </w:r>
           </w:p>
         </w:tc>

--- a/报告/开题报告.docx
+++ b/报告/开题报告.docx
@@ -132,12 +132,12 @@
     </w:p>
     <w:p>
       <w:r>
-        <w:t>在本课题组的实践与学习过程中，我们系统学习了生物神经元与突触的工作机制（单元一）、人工神经网络的前向与反向传播算法（单元二、单元三）、以及数字电路中的加法器、乘法器等乘加单元的搭建与仿真（单元四至六）。特别是单元一介绍的LIF（Leaky Integrate-and-Fire）脉冲神经元模型，引发了本人的兴趣：如果SNN从理论上更接近人脑、更省电，那么其核心计算单元与ANN的核心计算单元（MAC乘加单元）在硬件层面的实际差异究竟有多大？</w:t>
+        <w:t>在本课题组的实践与学习过程中，我们系统学习了生物神经元与突触的工作机制（单元一）、人工神经网络的前向与反向传播算法（单元二、单元三）、以及数字电路中的加法器、乘法器等乘加单元的搭建与仿真（单元四至六）。特别是单元一介绍的IF/LIF脉冲神经元模型，引发了本人的兴趣：SNN虽然理论上具有功耗优势，但其代价是牺牲了一定的识别准确率。这种"用准确率换功耗"的量化关系究竟如何？</w:t>
       </w:r>
     </w:p>
     <w:p>
       <w:r>
-        <w:t>因此，本人希望结合课上学到的数字电路设计能力与神经网络知识，设计并搭建ANN-MAC电路与SNN-IF（Integrate-and-Fire）脉冲神经元电路，以实际仿真数据定量对比两种计算范式的硬件开销。本课题属于"神经网络训练与手写字母识别"与"乘加单元实现"两大进阶方向的结合领域。</w:t>
+        <w:t>因此，本课题旨在从软件仿真与硬件电路两个层面，分别实现ANN与SNN两种计算范式对MNIST手写数字识别的完整流程，并在Cadence Virtuoso平台上搭建ANN-MAC乘加单元与SNN-IF脉冲神经元电路，获取硬件指标后进行对比分析，最终拟合出"准确率-功耗"的量化trade-off关系。本课题属于"神经网络训练与手写字母识别"与"乘加单元实现"两大进阶方向的结合领域。</w:t>
       </w:r>
     </w:p>
     <w:p>
@@ -173,7 +173,12 @@
     </w:p>
     <w:p>
       <w:r>
-        <w:t>(4) 量化对比ANN-MAC与SNN-IF两种计算单元的硬件开销差异，分析SNN在"无需乘法器"和"事件驱动"两个维度上的实际优势。</w:t>
+        <w:t>(4) 量化对比ANN-MAC与SNN-IF两种计算单元的硬件开销差异，验证SNN在功耗上的优势。</w:t>
+      </w:r>
+    </w:p>
+    <w:p>
+      <w:r>
+        <w:t>(5) 以实验数据拟合SNN的"准确率-功耗"量化trade-off关系，作为本课题的最终结论。</w:t>
       </w:r>
     </w:p>
     <w:p>
@@ -186,17 +191,17 @@
     </w:p>
     <w:p>
       <w:r>
-        <w:t>(1) 理论验证意义：将课堂上"SNN更省电"的定性结论，通过实际电路仿真数据转化为定量结论，培养从"知道一个结论"到"设计实验验证一个结论"的完整科研思维。</w:t>
+        <w:t>(1) 定量分析意义：现有讨论多停留在"SNN更省电"的定性层面，本课题通过实际电路仿真数据将这一结论量化为具体的准确率-功耗曲线，给出"用多少准确率换多少功耗"的定量关系。</w:t>
       </w:r>
     </w:p>
     <w:p>
       <w:r>
-        <w:t>(2) 软硬结合意义：同时涉及Python软件仿真与Cadence硬件设计，培养跨工具、跨领域的综合工程能力，这也是本课题与往届课题的重要区别。</w:t>
+        <w:t>(2) 软硬结合意义：同时涉及Python软件仿真与Cadence硬件设计，培养跨工具、跨领域的综合工程能力。</w:t>
       </w:r>
     </w:p>
     <w:p>
       <w:r>
-        <w:t>(3) 类脑芯片主题扣题：SNN是类脑芯片的核心计算模型，本课题从硬件电路层面验证SNN的优势，紧扣"类脑芯片助力人工智能"的课题组主题。</w:t>
+        <w:t>(3) 类脑芯片主题扣题：SNN是类脑芯片的核心计算模型，本课题从硬件电路层面研究SNN的优势与代价，紧扣"类脑芯片助力人工智能"的课题组主题。</w:t>
       </w:r>
     </w:p>
     <w:p>
@@ -217,12 +222,12 @@
     </w:p>
     <w:p>
       <w:r>
-        <w:t>在学术界与工业界，ANN（尤其是深度学习）已在图像识别、自然语言处理等领域取得巨大成功，其硬件加速方案（GPU、TPU、NPU等）已高度成熟。然而，ANN的高功耗问题在边缘计算、物联网等场景中日益突出。SNN作为第三代神经网络，因其事件驱动、脉冲稀疏的生物学合理性与低功耗潜力，近年来受到广泛关注。Intel的Loihi芯片、清华的天机芯片等神经形态硬件均采用SNN作为核心计算模型。</w:t>
+        <w:t>在学术界与工业界，ANN（尤其是深度学习）已在图像识别、自然语言处理等领域取得巨大成功，其硬件加速方案（GPU、TPU、NPU等）已高度成熟。然而，ANN的高功耗问题在边缘计算、物联网等场景中日益突出。SNN作为第三代神经网络，因其事件驱动、脉冲稀疏的生物学合理性与低功耗潜力，近年来受到广泛关注。</w:t>
       </w:r>
     </w:p>
     <w:p>
       <w:r>
-        <w:t>在数字电路层面，MAC乘加单元的设计与优化（如阵列乘法器、进位保留乘法器、Wallace树等）已有大量研究。IF/LIF神经元的数字电路实现也有相关文献报道，但主要集中在学术研究层面，缺乏面向高中科创教学的简化实现方案。</w:t>
+        <w:t>在数字电路层面，MAC乘加单元的设计与优化已有大量研究。IF/LIF神经元的数字电路实现也有相关文献报道，但主要集中在学术研究层面。关于ANN与SNN的硬件对比，现有工作多在理论层面讨论功耗差异的定性结论，缺乏通过实际电路仿真数据拟合准确率-功耗定量trade-off关系的工作。</w:t>
       </w:r>
     </w:p>
     <w:p>
@@ -245,7 +250,7 @@
     </w:p>
     <w:p>
       <w:r>
-        <w:t>(3) "SNN更省电"是一个被广泛接受的定性结论，但缺乏面向高中教学场景的、从电路仿真到软件验证的完整对比案例。</w:t>
+        <w:t>(3) "SNN更省电"是一个被广泛接受的定性结论，但"省多少电、换多少准确率"这一量化关系缺乏针对性的实验数据支撑。</w:t>
       </w:r>
     </w:p>
     <w:p>
@@ -271,7 +276,7 @@
     </w:p>
     <w:p>
       <w:r>
-        <w:t>(1) ANN-MLP基线：使用numpy手写或PyTorch训练MLP 784-300-10网络，在MNIST数据集上达到≥93%的测试准确率。</w:t>
+        <w:t>(1) ANN-MLP基线：使用numpy手写或PyTorch训练MLP 784-300-10网络，在MNIST数据集上达到≥93%的测试准确率；并在Cadence上搭建ANN-MAC乘加单元（4×4阵列乘法器+4位CLA加法器），提取延迟、功耗、晶体管数等硬件指标。</w:t>
       </w:r>
     </w:p>
     <w:p>
@@ -281,21 +286,21 @@
     </w:p>
     <w:p>
       <w:r>
-        <w:t>(3) ANN-MAC单元设计：在Cadence Virtuoso上搭建4×4阵列乘法器与4位CLA超前进位加法器，构成ANN-MAC乘加单元，仿真验证功能正确性，提取延迟/功耗/晶体管数。</w:t>
+        <w:t>(3) SNN-IF脉冲神经元电路设计（分两个阶段递进）：</w:t>
+        <w:br/>
+        <w:t xml:space="preserve">    第一阶段：积分器（加法器+寄存器），验证膜电位累积功能；</w:t>
+        <w:br/>
+        <w:t xml:space="preserve">    第二阶段：IF脉冲神经元（积分器+比较器），实现脉冲积分-触发机制。</w:t>
       </w:r>
     </w:p>
     <w:p>
       <w:r>
-        <w:t>(4) SNN-IF神经元电路设计（分两个阶段递进）：</w:t>
-        <w:br/>
-        <w:t xml:space="preserve">    第一阶段：积分器（加法器+寄存器），验证膜电位累积功能；</w:t>
-        <w:br/>
-        <w:t xml:space="preserve">    第二阶段：IF脉冲神经元（积分器+比较器），实现脉冲积分-触发机制——本课题核心产出。</w:t>
+        <w:t>(4) 对比分析：对比ANN-MAC与SNN-IF在晶体管数、延迟、功耗三方面的差异，验证SNN在"无需乘法器"和"事件驱动"两个维度上的硬件优势。这是后续量化trade-off的必要步骤。</w:t>
       </w:r>
     </w:p>
     <w:p>
       <w:r>
-        <w:t>(5) 硬件对比分析：对比ANN-MAC与SNN-IF在晶体管数、延迟、功耗三方面的差异，重点分析"无需乘法器"和"事件驱动"两个核心差异。</w:t>
+        <w:t>(5) 准确率-功耗trade-off定量拟合：以ANN为基线，将SNN在软件侧损失的不同准确率与硬件侧节省的功耗进行对应，拟合出"准确率-功耗"量化曲线，给出"用多少准确率换多少功耗"的定量结论。</w:t>
       </w:r>
     </w:p>
     <w:p>
@@ -322,6 +327,11 @@
       </w:r>
     </w:p>
     <w:p>
+      <w:r>
+        <w:t>(4) 在对比数据基础上，建立准确率-功耗的定量trade-off关系模型。</w:t>
+      </w:r>
+    </w:p>
+    <w:p>
       <w:pPr>
         <w:pStyle w:val="Heading1"/>
       </w:pPr>
@@ -339,7 +349,7 @@
     </w:p>
     <w:p>
       <w:r>
-        <w:t>(1) 文献调研法：查阅SNN、IF神经元、MAC电路设计等相关资料，明确技术路线。</w:t>
+        <w:t>(1) 文献调研法：查阅SNN、IF神经元、MAC电路设计、ANN-to-SNN转换等相关资料。</w:t>
       </w:r>
     </w:p>
     <w:p>
@@ -354,7 +364,12 @@
     </w:p>
     <w:p>
       <w:r>
-        <w:t>(4) 递进实现法：IF电路分两阶段逐步推进，先做积分器验证累积功能，再加比较器完成触发。</w:t>
+        <w:t>(4) 曲线拟合法：在对比数据基础上，以ANN为基准点，拟合SNN在不同参数下的准确率-功耗定量关系曲线。</w:t>
+      </w:r>
+    </w:p>
+    <w:p>
+      <w:r>
+        <w:t>(5) 递进实现法：IF电路分两阶段逐步推进，先做积分器验证累积功能，再加比较器完成触发。</w:t>
       </w:r>
     </w:p>
     <w:p>
@@ -367,7 +382,7 @@
     </w:p>
     <w:p>
       <w:r>
-        <w:t>Step 1: ANN训练 + ANN-MAC电路（已学，快速完成）</w:t>
+        <w:t>Step 1: ANN-MLP基线</w:t>
       </w:r>
     </w:p>
     <w:p>
@@ -375,7 +390,7 @@
         <w:ind w:left="567"/>
       </w:pPr>
       <w:r>
-        <w:t xml:space="preserve">    ├── Python训练MLP 784-300-10，MNIST准确率≥93%</w:t>
+        <w:t xml:space="preserve">    ├── 软件：训练MLP 784-300-10，MNIST准确率≥93%</w:t>
       </w:r>
     </w:p>
     <w:p>
@@ -383,13 +398,13 @@
         <w:ind w:left="567"/>
       </w:pPr>
       <w:r>
-        <w:t xml:space="preserve">    └── Cadence搭4×4阵列乘法器+4位CLA加法器，测延迟/功耗/晶体管数</w:t>
+        <w:t xml:space="preserve">    └── 硬件：搭4×4阵列乘法器+4位CLA加法器（ANN-MAC），测延迟/功耗/晶体管数</w:t>
       </w:r>
     </w:p>
     <w:p/>
     <w:p>
       <w:r>
-        <w:t>Step 2: SNN软件（AI辅助代码）</w:t>
+        <w:t>Step 2: ANN-to-SNN转换（软件）</w:t>
       </w:r>
     </w:p>
     <w:p>
@@ -397,7 +412,7 @@
         <w:ind w:left="567"/>
       </w:pPr>
       <w:r>
-        <w:t xml:space="preserve">    ├── ANN-to-SNN转换：权重复用+ReLU→IF替换</w:t>
+        <w:t xml:space="preserve">    ├── 权重复用+ReLU→IF替换+泊松编码</w:t>
       </w:r>
     </w:p>
     <w:p>
@@ -405,13 +420,13 @@
         <w:ind w:left="567"/>
       </w:pPr>
       <w:r>
-        <w:t xml:space="preserve">    └── 泊松编码+时间步仿真，MNIST准确率≥85%</w:t>
+        <w:t xml:space="preserve">    └── 时间步仿真，MNIST准确率≥85%</w:t>
       </w:r>
     </w:p>
     <w:p/>
     <w:p>
       <w:r>
-        <w:t>Step 3-4: IF电路递进实现</w:t>
+        <w:t>Step 3: SNN-IF神经元电路（硬件，递进实现）</w:t>
       </w:r>
     </w:p>
     <w:p>
@@ -427,13 +442,13 @@
         <w:ind w:left="567"/>
       </w:pPr>
       <w:r>
-        <w:t xml:space="preserve">    └── 第二阶段：IF脉冲神经元（积分器+比较器），完成积分-触发机制</w:t>
+        <w:t xml:space="preserve">    └── 第二阶段：IF脉冲神经元（积分器+比较器），实现积分-触发机制</w:t>
       </w:r>
     </w:p>
     <w:p/>
     <w:p>
       <w:r>
-        <w:t>Step 5: 对比分析</w:t>
+        <w:t>Step 4: 对比分析（必要步骤）</w:t>
       </w:r>
     </w:p>
     <w:p>
@@ -442,6 +457,20 @@
       </w:pPr>
       <w:r>
         <w:t xml:space="preserve">    └── ANN-MAC vs SNN-IF：晶体管数/延迟/功耗/是否需乘法器/是否事件驱动</w:t>
+      </w:r>
+    </w:p>
+    <w:p/>
+    <w:p>
+      <w:r>
+        <w:t>Step 5: 准确率-功耗trade-off拟合（最终结论）</w:t>
+      </w:r>
+    </w:p>
+    <w:p>
+      <w:pPr>
+        <w:ind w:left="567"/>
+      </w:pPr>
+      <w:r>
+        <w:t xml:space="preserve">    └── 以ANN为基准，拟合SNN的准确率下降与功耗节省之间的量化关系曲线</w:t>
       </w:r>
     </w:p>
     <w:p>
@@ -472,12 +501,12 @@
     </w:p>
     <w:p>
       <w:r>
-        <w:t>(2) 硬件成果：ANN-MAC单元Cadence原理图+仿真波形+延迟/功耗/晶体管数据；SNN积分器原理图+仿真波形（验证膜电位累积）；SNN-IF脉冲神经元原理图+仿真波形（核心产出）。</w:t>
+        <w:t>(2) 硬件成果：ANN-MAC单元Cadence原理图+仿真波形+延迟/功耗/晶体管数据；SNN积分器原理图+仿真波形（验证膜电位累积）；SNN-IF脉冲神经元原理图+仿真波形。</w:t>
       </w:r>
     </w:p>
     <w:p>
       <w:r>
-        <w:t>(3) 分析成果：ANN-MAC vs SNN-IF硬件开销对比表。</w:t>
+        <w:t>(3) 分析成果：ANN-MAC vs SNN-IF硬件对比表；准确率-功耗定量trade-off关系曲线。</w:t>
       </w:r>
     </w:p>
     <w:p>
@@ -505,7 +534,12 @@
     </w:p>
     <w:p>
       <w:r>
-        <w:t>(3) IF电路两阶段递进实现（积分器→IF神经元），先验证膜电位累积基础功能，再加比较器完成脉冲触发机制，降低技术风险。</w:t>
+        <w:t>(3) 在对比基础上进一步拟合"准确率-功耗"的定量trade-off关系曲线，将"SNN更省电"的定性结论升维为具体的量化模型，给出本课题的最终结论。</w:t>
+      </w:r>
+    </w:p>
+    <w:p>
+      <w:r>
+        <w:t>(4) IF电路两阶段递进实现（积分器→IF神经元），先验证基础功能再完成触发机制，降低技术风险。</w:t>
       </w:r>
     </w:p>
     <w:p>
@@ -681,7 +715,7 @@
           </w:tcPr>
           <w:p>
             <w:r>
-              <w:t>对比分析</w:t>
+              <w:t>对比分析 + trade-off拟合</w:t>
             </w:r>
           </w:p>
         </w:tc>
@@ -691,7 +725,7 @@
           </w:tcPr>
           <w:p>
             <w:r>
-              <w:t>ANN-MAC vs SNN-IF硬件对比表</w:t>
+              <w:t>硬件对比表、准确率-功耗曲线</w:t>
             </w:r>
           </w:p>
         </w:tc>

--- a/报告/开题报告.docx
+++ b/报告/开题报告.docx
@@ -273,7 +273,7 @@
           <w:sz w:val="24"/>
           <w:szCs w:val="24"/>
         </w:rPr>
-        <w:t xml:space="preserve">在单元一的课程中，老师介绍了IF（Integrate-and-Fire）和LIF（Leaky Integrate-and-Fire）脉冲神经元模型，并提到"SNN相比ANN功耗更低，是类脑计算的前沿发展方向"。这句话引发了我强烈的好奇心：SNN到底能省多少电？省电的代价是什么？带着这个问题，我查阅了相关文献，发现"SNN更省电"是一个被广泛接受的定性结论，但"省多少电、换多少准确率"这一量化关系在公开文献中缺乏系统的实验数据支撑——这正是本课题要探索的问题。</w:t>
+        <w:t xml:space="preserve">在单元一的课程中，老师介绍了IF（Integrate-and-Fire）和LIF（Leaky Integrate-and-Fire）脉冲神经元模型，并提到"SNN相比ANN功耗更低，是类脑计算的前沿发展方向"。这句话引发了我强烈的好奇心：SNN到底能省多少电？省电的代价是什么？带着这个问题，我查阅了相关文献，发现"SNN更省电"是一个被广泛研究的结论，学术界甚至已有Shen等人（2023）的工作质疑这一结论，表明量化ANN在不少设置下能效可与SNN相当。虽然学术界已有能效对比的理论框架，但我想通过自己的手——用Python写代码、用Cadence搭电路——亲自验证这个结论，在自建电路层面看看SNN的功耗优势与代价。这正是本课题的出发点。</w:t>
       </w:r>
     </w:p>
     <w:p>
@@ -742,7 +742,7 @@
           <w:sz w:val="28"/>
           <w:szCs w:val="28"/>
         </w:rPr>
-        <w:t xml:space="preserve">3.5 存在的问题</w:t>
+        <w:t xml:space="preserve">3.5 现有研究的进展与本课题的定位</w:t>
       </w:r>
     </w:p>
     <w:p>
@@ -759,7 +759,24 @@
           <w:sz w:val="24"/>
           <w:szCs w:val="24"/>
         </w:rPr>
-        <w:t xml:space="preserve">综合以上调研，当前研究中存在以下问题：</w:t>
+        <w:t xml:space="preserve">近年来，SNN与ANN的能效对比研究已取得显著进展。Shen等人（2023）提出Bit Budget量化能耗估计框架，质疑"SNN天然更省电"的定性结论，表明量化ANN在不少设置下能效可与SNN相当甚至更好[14]；Xu等人（2024）在神经形态处理器SENECA上完成ANN与SNN的硬件级实测对比，给出具体能耗数据[15]；NeuroBench（2025）作为类脑计算的标准化基准框架发表于Nature Communications，STEP（NeurIPS 2025）建立了统一的SNN评测平台[16][17]。snnTorch（2023）、SpikingJelly等训练框架也已成熟[18]。这些工作表明，SNN与ANN的能效对比研究已较为充分。</w:t>
+      </w:r>
+    </w:p>
+    <w:p>
+      <w:pPr>
+        <w:spacing w:after="60" w:before="60" w:line="360"/>
+        <w:ind w:firstLine="480"/>
+        <w:jc w:val="both"/>
+      </w:pPr>
+      <w:r>
+        <w:rPr>
+          <w:rFonts w:ascii="Arial" w:eastAsia="Microsoft YaHei" w:hAnsi="Arial"/>
+          <w:b w:val="false"/>
+          <w:bCs w:val="false"/>
+          <w:sz w:val="24"/>
+          <w:szCs w:val="24"/>
+        </w:rPr>
+        <w:t xml:space="preserve">在上述背景下，本课题不声称填补研究空白，而是定位为"在已有学术框架下的教学级复现性验证"。具体而言，仍有以下值得探索的窄缝：</w:t>
       </w:r>
     </w:p>
     <w:p>
@@ -777,7 +794,7 @@
           <w:sz w:val="24"/>
           <w:szCs w:val="24"/>
         </w:rPr>
-        <w:t xml:space="preserve">（1）现有研究多聚焦SNN软件算法优化或ANN硬件加速，将两者在硬件电路层面进行定量对比的研究较少，尤其缺乏基于实际电路仿真数据的对比分析。</w:t>
+        <w:t xml:space="preserve">（1）现有硬件级对比工作多针对专用神经形态芯片（如SENECA、Loihi）或特定任务（光流、目标检测）。在课题组可获取的SMIC 0.18μm CMOS工艺和Cadence Virtuoso工具链下，针对MLP这一基础网络结构的晶体管级电路复现性对比，在公开文献中仍较少见到可直接参考的完整案例。</w:t>
       </w:r>
     </w:p>
     <w:p>
@@ -795,7 +812,7 @@
           <w:sz w:val="24"/>
           <w:szCs w:val="24"/>
         </w:rPr>
-        <w:t xml:space="preserve">（2）"SNN更省电"是一个被广泛接受的定性结论，但"省多少电、换多少准确率"的量化关系缺乏系统的实验数据支撑——这一问题在课堂教学和公开文献中均未给出明确答案。</w:t>
+        <w:t xml:space="preserve">（2）准确率-能耗的定量关系已有SynOps、Bit Budget等理论框架和特定硬件实测数据，但将软件侧准确率与晶体管级电路实测功耗直接对应的完整案例，在教学场景下仍缺乏可直接复现的公开数据——这正是本课题作为学习实践想要验证的内容。</w:t>
       </w:r>
     </w:p>
     <w:p>
@@ -813,7 +830,7 @@
           <w:sz w:val="24"/>
           <w:szCs w:val="24"/>
         </w:rPr>
-        <w:t xml:space="preserve">（3）SNN的直接训练面临脉冲不可导的困难，ANN-to-SNN转换虽是主流策略，但转换过程存在精度损失，不同归一化方法和参数选择对准确率影响显著。</w:t>
+        <w:t xml:space="preserve">（3）ANN-to-SNN转换的精度损失是该领域经典且被充分研究的问题，Rueckauer（2017）等已建立系统化转换方法。本课题不试图改进转换算法，而是直接应用标准转换方法，关注转换后在自建数字电路上的实际表现。</w:t>
       </w:r>
     </w:p>
     <w:p>
@@ -831,7 +848,7 @@
           <w:sz w:val="24"/>
           <w:szCs w:val="24"/>
         </w:rPr>
-        <w:t xml:space="preserve">（4）SNN硬件生态尚不成熟，缺乏标准化的设计工具链和公开的电路级功耗基准数据，使得研究者难以在统一框架下评估不同方案的能效。</w:t>
+        <w:t xml:space="preserve">（4）NeuroBench等标准化基准已建立，但主要面向算法和系统级评测。针对教学/科研入门级别的数字电路实现（晶体管级设计），公开的完整设计案例和可复用的教学资源仍较稀缺，本课题的电路设计过程可为同类教学场景提供参考。</w:t>
       </w:r>
     </w:p>
     <w:p>
@@ -1030,6 +1047,76 @@
           <w:szCs w:val="22"/>
         </w:rPr>
         <w:t xml:space="preserve">[13] "天机芯"登上《自然》封面后，清华团队再下一城[EB/OL]. 腾讯新闻, 2020.</w:t>
+      </w:r>
+    </w:p>
+    <w:p>
+      <w:pPr>
+        <w:spacing w:after="40" w:before="40" w:line="320"/>
+        <w:ind w:left="480" w:hanging="480"/>
+      </w:pPr>
+      <w:r>
+        <w:rPr>
+          <w:rFonts w:ascii="Arial" w:eastAsia="Microsoft YaHei" w:hAnsi="Arial"/>
+          <w:sz w:val="22"/>
+          <w:szCs w:val="22"/>
+        </w:rPr>
+        <w:t xml:space="preserve">[14] Shen G, Zhao D, Li T, et al. Is Conventional SNN Really Efficient? A Perspective from Network Quantization[J]. arXiv:2311.10802, 2023.</w:t>
+      </w:r>
+    </w:p>
+    <w:p>
+      <w:pPr>
+        <w:spacing w:after="40" w:before="40" w:line="320"/>
+        <w:ind w:left="480" w:hanging="480"/>
+      </w:pPr>
+      <w:r>
+        <w:rPr>
+          <w:rFonts w:ascii="Arial" w:eastAsia="Microsoft YaHei" w:hAnsi="Arial"/>
+          <w:sz w:val="22"/>
+          <w:szCs w:val="22"/>
+        </w:rPr>
+        <w:t xml:space="preserve">[15] Xu Y, Tang G, Yousefzadeh A, et al. Event-based Optical Flow on Neuromorphic Processor: ANN vs. SNN Comparison based on Activation Sparsification[J]. arXiv:2407.20421, 2024.</w:t>
+      </w:r>
+    </w:p>
+    <w:p>
+      <w:pPr>
+        <w:spacing w:after="40" w:before="40" w:line="320"/>
+        <w:ind w:left="480" w:hanging="480"/>
+      </w:pPr>
+      <w:r>
+        <w:rPr>
+          <w:rFonts w:ascii="Arial" w:eastAsia="Microsoft YaHei" w:hAnsi="Arial"/>
+          <w:sz w:val="22"/>
+          <w:szCs w:val="22"/>
+        </w:rPr>
+        <w:t xml:space="preserve">[16] NeuroBench: The NeuroBench framework for benchmarking neuromorphic computing algorithms and systems[J]. Nature Communications, 2025.</w:t>
+      </w:r>
+    </w:p>
+    <w:p>
+      <w:pPr>
+        <w:spacing w:after="40" w:before="40" w:line="320"/>
+        <w:ind w:left="480" w:hanging="480"/>
+      </w:pPr>
+      <w:r>
+        <w:rPr>
+          <w:rFonts w:ascii="Arial" w:eastAsia="Microsoft YaHei" w:hAnsi="Arial"/>
+          <w:sz w:val="22"/>
+          <w:szCs w:val="22"/>
+        </w:rPr>
+        <w:t xml:space="preserve">[17] Shen S, Zhao D, Feng L, et al. STEP: A Unified Spiking Transformer Evaluation Platform for Fair and Reproducible Benchmarking[C]. NeurIPS 2025.</w:t>
+      </w:r>
+    </w:p>
+    <w:p>
+      <w:pPr>
+        <w:spacing w:after="40" w:before="40" w:line="320"/>
+        <w:ind w:left="480" w:hanging="480"/>
+      </w:pPr>
+      <w:r>
+        <w:rPr>
+          <w:rFonts w:ascii="Arial" w:eastAsia="Microsoft YaHei" w:hAnsi="Arial"/>
+          <w:sz w:val="22"/>
+          <w:szCs w:val="22"/>
+        </w:rPr>
+        <w:t xml:space="preserve">[18] Eshraghian J K, Ward M, Neftci E, et al. Training Spiking Neural Networks Using Lessons From Deep Learning[J]. Proceedings of the IEEE, 2023.</w:t>
       </w:r>
     </w:p>
     <w:p>
@@ -1386,7 +1473,7 @@
           <w:sz w:val="24"/>
           <w:szCs w:val="24"/>
         </w:rPr>
-        <w:t xml:space="preserve">（1）文献调研法：通过查阅SNN、类脑芯片、ANN-to-SNN转换等方面的学术文献，了解国内外研究现状，确定课题的研究空白和方法论基础。</w:t>
+        <w:t xml:space="preserve">（1）文献调研法：通过查阅SNN、类脑芯片、ANN-to-SNN转换等方面的学术文献，了解国内外研究现状和方法论基础，明确本课题在教学级复现验证中的定位。</w:t>
       </w:r>
     </w:p>
     <w:p>
@@ -2383,6 +2470,23 @@
     </w:p>
     <w:p>
       <w:pPr>
+        <w:spacing w:after="60" w:before="60" w:line="360"/>
+        <w:ind w:firstLine="480"/>
+        <w:jc w:val="both"/>
+      </w:pPr>
+      <w:r>
+        <w:rPr>
+          <w:rFonts w:ascii="Arial" w:eastAsia="Microsoft YaHei" w:hAnsi="Arial"/>
+          <w:b w:val="false"/>
+          <w:bCs w:val="false"/>
+          <w:sz w:val="24"/>
+          <w:szCs w:val="24"/>
+        </w:rPr>
+        <w:t xml:space="preserve">需要说明的是，本课题为高中生科创项目，不声称在学术研究上取得突破性创新。以下"创新点"主要指在课题组教学范围内的拓展和实践价值：</w:t>
+      </w:r>
+    </w:p>
+    <w:p>
+      <w:pPr>
         <w:pStyle w:val="ListParagraph"/>
         <w:numPr>
           <w:ilvl w:val="0"/>
@@ -2396,7 +2500,7 @@
           <w:sz w:val="24"/>
           <w:szCs w:val="24"/>
         </w:rPr>
-        <w:t xml:space="preserve">（1）首次在本课题组实现IF脉冲神经元的数字电路。往届课题均聚焦ANN的乘法器/加法器电路，无人涉足SNN神经元电路。本课题将研究方向从ANN拓展到SNN，填补了课题组在类脑计算硬件实现方面的空白。</w:t>
+        <w:t xml:space="preserve">（1）首次在本课题组实现IF脉冲神经元的数字电路。往届课题均聚焦ANN的乘法器/加法器电路，无人涉足SNN神经元电路。本课题将研究方向从ANN拓展到SNN，拓展了课题组的研究范围。</w:t>
       </w:r>
     </w:p>
     <w:p>
@@ -2414,7 +2518,7 @@
           <w:sz w:val="24"/>
           <w:szCs w:val="24"/>
         </w:rPr>
-        <w:t xml:space="preserve">（2）ANN-MAC vs SNN-IF硬件开销量化对比。在硬件电路层面（而非纯软件仿真层面）比较两种计算范式，通过Cadence仿真获取真实的延迟、功耗、晶体管数数据，使对比结论具有电路级说服力。</w:t>
+        <w:t xml:space="preserve">（2）在课题组可获取的工艺和工具链下，完成ANN-MAC与SNN-IF的晶体管级电路对比。虽然学术界已有SynOps、Bit Budget等能效对比框架（Shen 2023、Xu 2024），但本课题在SMIC 0.18μm工艺下的自建电路实测数据，为教学场景补充了可复现的电路级案例。</w:t>
       </w:r>
     </w:p>
     <w:p>
@@ -2432,7 +2536,7 @@
           <w:sz w:val="24"/>
           <w:szCs w:val="24"/>
         </w:rPr>
-        <w:t xml:space="preserve">（3）准确率-功耗定量trade-off曲线。将"SNN更省电"的定性结论升维为具体的量化模型——通过多组(T, Vth)参数实验拟合"准确率下降-功耗节省"的关系曲线，回答"用多少准确率换多少功耗"这一课堂未涉及的问题。这是本课题的最终结论和核心贡献。</w:t>
+        <w:t xml:space="preserve">（3）在已有理论框架的启发下，通过自建电路实测功耗拟合准确率-功耗关系曲线。本课题不声称建立新的量化模型，而是作为学习实践中的实证验证，让"SNN更省电"这一课堂结论在自建电路层面得到具体数据的印证。</w:t>
       </w:r>
     </w:p>
     <w:p>

--- a/报告/开题报告.docx
+++ b/报告/开题报告.docx
@@ -478,7 +478,7 @@
           <w:sz w:val="24"/>
           <w:szCs w:val="24"/>
         </w:rPr>
-        <w:t xml:space="preserve">（1）定量分析意义。将课堂上"SNN更省电"的定性结论升维为具体的量化模型——回答"每降低1%准确率，大约能节省多少功耗"这一课堂未涉及的问题。这一量化关系对边缘AI部署中的功耗预算决策具有实际参考价值。</w:t>
+        <w:t xml:space="preserve">（1）实证验证意义。虽然学术界已有SynOps、Bit Budget等能效对比框架（Shen 2023、Xu 2024），但通过自建电路实测功耗来验证"SNN更省电"这一课堂结论，在学习实践中仍具有价值——回答"在自建电路层面，SNN到底能省多少功耗，代价是什么"这一问题，加深对类脑计算原理的理解。</w:t>
       </w:r>
     </w:p>
     <w:p>
@@ -627,7 +627,7 @@
           <w:sz w:val="24"/>
           <w:szCs w:val="24"/>
         </w:rPr>
-        <w:t xml:space="preserve">在类脑芯片硬件方面，国际上有多项标志性成果。IBM于2014年在《Science》发表论文，推出了TrueNorth类脑芯片——采用28nm CMOS工艺，集成100万个脉冲神经元和2.56亿个突触，在20Hz发放率下整芯片功耗仅72mW，每个突触事件能耗26皮焦耳[3]。Intel于2018年发布了Loihi神经形态芯片（14nm工艺，128个核心，约13万个神经元），首次支持片上可编程学习[11]；2021年发布Loihi 2（Intel 4工艺，最多100万个神经元，性能提升10倍）[12]；2024年联合桑迪亚国家实验室部署了Hala Point系统，集成11.5亿个神经元，是目前全球最大规模的神经形态计算系统[15]。</w:t>
+        <w:t xml:space="preserve">在类脑芯片硬件方面，国际上有多项标志性成果。IBM于2014年在《Science》发表论文，推出了TrueNorth类脑芯片——采用28nm CMOS工艺，集成100万个脉冲神经元和2.56亿个突触，在20Hz发放率下整芯片功耗仅72mW，每个突触事件能耗26皮焦耳[3]。Intel于2018年发布了Loihi神经形态芯片（14nm工艺，128个核心，约13万个神经元），首次支持片上可编程学习[8]；2021年发布Loihi 2（Intel 4工艺，最多100万个神经元，性能提升10倍）；2024年联合桑迪亚国家实验室部署了Hala Point系统，集成11.5亿个神经元，是目前全球最大规模的神经形态计算系统[11]。</w:t>
       </w:r>
     </w:p>
     <w:p>
@@ -660,7 +660,7 @@
           <w:sz w:val="24"/>
           <w:szCs w:val="24"/>
         </w:rPr>
-        <w:t xml:space="preserve">我国在类脑计算领域也取得了世界级成果。清华大学施路平团队于2019年在《Nature》封面发表天机芯（Tianjic）论文——这是世界首款异构融合类脑芯片，也是世界上第一个同时支持SNN和ANN的混合架构芯片，论文演示了在自动驾驶自行车上的多任务集成[17]。2020年，清华类脑计算团队再次在《Nature》发表类脑计算完整软件-硬件协同设计路线图论文[25]。2024年5月，清华大学"天眸芯"登上《Nature》封面，提出基于视觉原语的互补双通路类脑视觉感知新范式[26]，并获2024年世界互联网大会领先科技奖[27]。在产业化方面，北京灵汐科技正推动天机芯从基础研究走向商业化[28]。</w:t>
+        <w:t xml:space="preserve">我国在类脑计算领域也取得了世界级成果。清华大学施路平团队于2019年在《Nature》封面发表天机芯（Tianjic）论文——这是世界首款异构融合类脑芯片，也是世界上第一个同时支持SNN和ANN的混合架构芯片，论文演示了在自动驾驶自行车上的多任务集成[9]。2024年5月，清华大学"天眸芯"登上《Nature》封面，提出基于视觉原语的互补双通路类脑视觉感知新范式[12]，并获2024年世界互联网大会领先科技奖。在产业化方面，北京灵汐科技正推动天机芯从基础研究走向商业化[13]。</w:t>
       </w:r>
     </w:p>
     <w:p>
@@ -693,7 +693,7 @@
           <w:sz w:val="24"/>
           <w:szCs w:val="24"/>
         </w:rPr>
-        <w:t xml:space="preserve">SNN的直接训练面临脉冲不可导的难题，ANN-to-SNN转换是规避这一困难的主流策略：先在ANN上用反向传播训练权重，再将ReLU激活函数近似为IF神经元的发放率，实现"训练-转换"两阶段流程。代表性工作包括：Cao等人（2015）首次系统性地将深度网络转换为SNN用于能耗高效的目标识别[6]；Diehl和Cook（2015）提出权重归一化与阈值平衡方法，使SNN在MNIST上达到99%以上精度[7]；Rueckauer等人（2017）将转换方法推广到更深的网络结构，提供了系统化的理论工具[8]。这些工作为本课题的ANN-to-SNN转换提供了方法论基础。</w:t>
+        <w:t xml:space="preserve">SNN的直接训练面临脉冲不可导的难题，ANN-to-SNN转换是规避这一困难的主流策略：先在ANN上用反向传播训练权重，再将ReLU激活函数近似为IF神经元的发放率，实现"训练-转换"两阶段流程。代表性工作包括：Cao等人（2015）首次系统性地将深度网络转换为SNN用于能耗高效的目标识别[5]；Diehl和Cook（2015）提出基于STDP、侧向抑制与自适应阈值的无监督学习方法，使SNN在MNIST上达到约95%的精度，为早期SNN无监督学习的代表性工作[6]；Rueckauer等人（2017）将转换方法推广到更深的网络结构，提供了系统化的理论工具[7]。这些工作为本课题的ANN-to-SNN转换提供了方法论基础。</w:t>
       </w:r>
     </w:p>
     <w:p>
@@ -948,7 +948,7 @@
           <w:sz w:val="22"/>
           <w:szCs w:val="22"/>
         </w:rPr>
-        <w:t xml:space="preserve">[6] Diehl P U, Cook M. Fast-classifying, high-accuracy spiking deep networks through weight and threshold balancing[C]//2015 International Joint Conference on Neural Networks (IJCNN). IEEE, 2015: 1-8.</w:t>
+        <w:t xml:space="preserve">[6] Diehl P U, Cook M. Unsupervised learning of digit recognition using spike-timing-dependent plasticity[J]. Frontiers in Computational Neuroscience, 2015, 9: 99.</w:t>
       </w:r>
     </w:p>
     <w:p>
@@ -1088,7 +1088,7 @@
           <w:sz w:val="22"/>
           <w:szCs w:val="22"/>
         </w:rPr>
-        <w:t xml:space="preserve">[16] NeuroBench: The NeuroBench framework for benchmarking neuromorphic computing algorithms and systems[J]. Nature Communications, 2025.</w:t>
+        <w:t xml:space="preserve">[16] Yik J, et al. NeuroBench: A framework for benchmarking neuromorphic computing algorithms and systems[J]. Nature Communications, 2025.</w:t>
       </w:r>
     </w:p>
     <w:p>
@@ -1318,7 +1318,7 @@
           <w:sz w:val="24"/>
           <w:szCs w:val="24"/>
         </w:rPr>
-        <w:t xml:space="preserve">（5）准确率-功耗trade-off定量拟合</w:t>
+        <w:t xml:space="preserve">（5）准确率-功耗trade-off拟合</w:t>
       </w:r>
     </w:p>
     <w:p>
@@ -1335,7 +1335,7 @@
           <w:sz w:val="24"/>
           <w:szCs w:val="24"/>
         </w:rPr>
-        <w:t xml:space="preserve">以ANN为基准（准确率~95%，功耗100%），通过改变SNN的时间步T和触发阈值Vth获取多组（准确率, 功耗）数据点，在同一坐标系中拟合trade-off曲线。功耗通过Cadence实测单神经元功耗线性外推至全层（外推假定在报告中明确声明）。最终给出"每降低1%准确率，大约能节省X%功耗"的定量结论。</w:t>
+        <w:t xml:space="preserve">以ANN为基准（准确率~95%，功耗100%），通过改变SNN的时间步T和触发阈值Vth获取多组（准确率, 功耗）数据点，在同一坐标系中拟合trade-off曲线。功耗通过Cadence实测单神经元功耗线性外推至全层（外推假定在报告中明确声明）。最终在自建电路层面给出"准确率下降与功耗节省"的对应关系，作为对已有学术框架的教学级实证验证。</w:t>
       </w:r>
     </w:p>
     <w:p>
